--- a/插件详细手册/7.行走图/动画序列设计-打开电脑.docx
+++ b/插件详细手册/7.行走图/动画序列设计-打开电脑.docx
@@ -510,7 +510,15 @@
                 <w:kern w:val="0"/>
                 <w:sz w:val="22"/>
               </w:rPr>
-              <w:t>什么是站桩</w:t>
+              <w:t>什么是</w:t>
+            </w:r>
+            <w:r>
+              <w:rPr>
+                <w:rFonts w:ascii="Tahoma" w:eastAsia="微软雅黑" w:hAnsi="Tahoma" w:hint="eastAsia"/>
+                <w:kern w:val="0"/>
+                <w:sz w:val="22"/>
+              </w:rPr>
+              <w:t>无方向</w:t>
             </w:r>
             <w:r>
               <w:rPr>
@@ -4990,7 +4998,13 @@
         <w:rPr>
           <w:rFonts w:hint="eastAsia"/>
         </w:rPr>
-        <w:t>站桩与四方向</w:t>
+        <w:t>无方向</w:t>
+      </w:r>
+      <w:r>
+        <w:rPr>
+          <w:rFonts w:hint="eastAsia"/>
+        </w:rPr>
+        <w:t>与四方向</w:t>
       </w:r>
     </w:p>
     <w:p>
@@ -5051,7 +5065,7 @@
           <w:kern w:val="0"/>
           <w:sz w:val="22"/>
         </w:rPr>
-        <w:t>站桩</w:t>
+        <w:t>无方向</w:t>
       </w:r>
       <w:r>
         <w:rPr>
@@ -7054,7 +7068,7 @@
           <v:shape id="_x0000_i1025" type="#_x0000_t75" style="width:321.6pt;height:81.6pt" o:ole="">
             <v:imagedata r:id="rId39" o:title=""/>
           </v:shape>
-          <o:OLEObject Type="Embed" ProgID="Visio.Drawing.15" ShapeID="_x0000_i1025" DrawAspect="Content" ObjectID="_1813645133" r:id="rId40"/>
+          <o:OLEObject Type="Embed" ProgID="Visio.Drawing.15" ShapeID="_x0000_i1025" DrawAspect="Content" ObjectID="_1821721812" r:id="rId40"/>
         </w:object>
       </w:r>
     </w:p>
@@ -7863,9 +7877,9 @@
           <w:noProof/>
         </w:rPr>
         <w:drawing>
-          <wp:inline distT="0" distB="0" distL="0" distR="0" wp14:anchorId="20632BA2" wp14:editId="1261D4A6">
-            <wp:extent cx="3116506" cy="1554480"/>
-            <wp:effectExtent l="0" t="0" r="8255" b="7620"/>
+          <wp:inline distT="0" distB="0" distL="0" distR="0" wp14:anchorId="20632BA2" wp14:editId="2CCDA704">
+            <wp:extent cx="3291840" cy="1641934"/>
+            <wp:effectExtent l="0" t="0" r="3810" b="0"/>
             <wp:docPr id="1144134817" name="图片 5"/>
             <wp:cNvGraphicFramePr>
               <a:graphicFrameLocks xmlns:a="http://schemas.openxmlformats.org/drawingml/2006/main" noChangeAspect="1"/>
@@ -7895,7 +7909,7 @@
                   <pic:spPr bwMode="auto">
                     <a:xfrm>
                       <a:off x="0" y="0"/>
-                      <a:ext cx="3120293" cy="1556369"/>
+                      <a:ext cx="3303522" cy="1647761"/>
                     </a:xfrm>
                     <a:prstGeom prst="rect">
                       <a:avLst/>
@@ -7935,14 +7949,6 @@
           <w:sz w:val="22"/>
         </w:rPr>
       </w:pPr>
-      <w:r>
-        <w:rPr>
-          <w:rFonts w:ascii="Tahoma" w:eastAsia="微软雅黑" w:hAnsi="Tahoma"/>
-          <w:kern w:val="0"/>
-          <w:sz w:val="22"/>
-        </w:rPr>
-        <w:br w:type="page"/>
-      </w:r>
     </w:p>
     <w:p>
       <w:pPr>
@@ -7955,7 +7961,6 @@
         <w:rPr>
           <w:rFonts w:hint="eastAsia"/>
         </w:rPr>
-        <w:lastRenderedPageBreak/>
         <w:t>2</w:t>
       </w:r>
       <w:r>
@@ -8030,7 +8035,7 @@
           <v:shape id="_x0000_i1026" type="#_x0000_t75" style="width:321.6pt;height:81.6pt" o:ole="">
             <v:imagedata r:id="rId39" o:title=""/>
           </v:shape>
-          <o:OLEObject Type="Embed" ProgID="Visio.Drawing.15" ShapeID="_x0000_i1026" DrawAspect="Content" ObjectID="_1813645134" r:id="rId46"/>
+          <o:OLEObject Type="Embed" ProgID="Visio.Drawing.15" ShapeID="_x0000_i1026" DrawAspect="Content" ObjectID="_1821721813" r:id="rId46"/>
         </w:object>
       </w:r>
     </w:p>
@@ -8106,10 +8111,11 @@
           <w:kern w:val="0"/>
           <w:sz w:val="22"/>
         </w:rPr>
+        <w:lastRenderedPageBreak/>
         <w:drawing>
-          <wp:inline distT="0" distB="0" distL="0" distR="0" wp14:anchorId="0E664AF5" wp14:editId="05565387">
-            <wp:extent cx="3269331" cy="1653540"/>
-            <wp:effectExtent l="0" t="0" r="7620" b="3810"/>
+          <wp:inline distT="0" distB="0" distL="0" distR="0" wp14:anchorId="0E664AF5" wp14:editId="6D35007F">
+            <wp:extent cx="3133739" cy="1584960"/>
+            <wp:effectExtent l="0" t="0" r="9525" b="0"/>
             <wp:docPr id="1477332507" name="图片 6"/>
             <wp:cNvGraphicFramePr>
               <a:graphicFrameLocks xmlns:a="http://schemas.openxmlformats.org/drawingml/2006/main" noChangeAspect="1"/>
@@ -8139,7 +8145,7 @@
                   <pic:spPr bwMode="auto">
                     <a:xfrm>
                       <a:off x="0" y="0"/>
-                      <a:ext cx="3276777" cy="1657306"/>
+                      <a:ext cx="3150665" cy="1593521"/>
                     </a:xfrm>
                     <a:prstGeom prst="rect">
                       <a:avLst/>
@@ -8353,6 +8359,536 @@
     <w:p>
       <w:pPr>
         <w:widowControl/>
+        <w:adjustRightInd w:val="0"/>
+        <w:snapToGrid w:val="0"/>
+        <w:jc w:val="left"/>
+        <w:rPr>
+          <w:rFonts w:ascii="Tahoma" w:eastAsia="微软雅黑" w:hAnsi="Tahoma"/>
+          <w:kern w:val="0"/>
+          <w:sz w:val="22"/>
+        </w:rPr>
+      </w:pPr>
+    </w:p>
+    <w:p>
+      <w:pPr>
+        <w:pStyle w:val="4"/>
+        <w:rPr>
+          <w:rFonts w:hint="eastAsia"/>
+        </w:rPr>
+      </w:pPr>
+      <w:bookmarkStart w:id="5" w:name="_3）存档测试、切菜单测试、切地图测试"/>
+      <w:bookmarkEnd w:id="5"/>
+      <w:r>
+        <w:rPr>
+          <w:rFonts w:hint="eastAsia"/>
+        </w:rPr>
+        <w:t>3）存档测试、切菜单测试、切地图测试</w:t>
+      </w:r>
+    </w:p>
+    <w:p>
+      <w:pPr>
+        <w:widowControl/>
+        <w:adjustRightInd w:val="0"/>
+        <w:snapToGrid w:val="0"/>
+        <w:jc w:val="left"/>
+        <w:rPr>
+          <w:rFonts w:ascii="Tahoma" w:eastAsia="微软雅黑" w:hAnsi="Tahoma"/>
+          <w:kern w:val="0"/>
+          <w:sz w:val="22"/>
+        </w:rPr>
+      </w:pPr>
+      <w:r>
+        <w:rPr>
+          <w:rFonts w:ascii="Tahoma" w:eastAsia="微软雅黑" w:hAnsi="Tahoma" w:hint="eastAsia"/>
+          <w:kern w:val="0"/>
+          <w:sz w:val="22"/>
+        </w:rPr>
+        <w:t>动画序列设置后，不会受到存档影响，也不会受到切换菜单影响。</w:t>
+      </w:r>
+    </w:p>
+    <w:p>
+      <w:pPr>
+        <w:widowControl/>
+        <w:adjustRightInd w:val="0"/>
+        <w:snapToGrid w:val="0"/>
+        <w:jc w:val="left"/>
+        <w:rPr>
+          <w:rFonts w:ascii="Tahoma" w:eastAsia="微软雅黑" w:hAnsi="Tahoma"/>
+          <w:kern w:val="0"/>
+          <w:sz w:val="22"/>
+        </w:rPr>
+      </w:pPr>
+      <w:r>
+        <w:rPr>
+          <w:rFonts w:ascii="Tahoma" w:eastAsia="微软雅黑" w:hAnsi="Tahoma" w:hint="eastAsia"/>
+          <w:kern w:val="0"/>
+          <w:sz w:val="22"/>
+        </w:rPr>
+        <w:t>但保险起见，进入游戏后最好测试一下。</w:t>
+      </w:r>
+    </w:p>
+    <w:p>
+      <w:pPr>
+        <w:widowControl/>
+        <w:adjustRightInd w:val="0"/>
+        <w:snapToGrid w:val="0"/>
+        <w:jc w:val="center"/>
+        <w:rPr>
+          <w:rFonts w:ascii="Tahoma" w:eastAsia="微软雅黑" w:hAnsi="Tahoma"/>
+          <w:kern w:val="0"/>
+          <w:sz w:val="22"/>
+        </w:rPr>
+      </w:pPr>
+      <w:r>
+        <w:rPr>
+          <w:noProof/>
+        </w:rPr>
+        <w:drawing>
+          <wp:inline distT="0" distB="0" distL="0" distR="0" wp14:anchorId="5CD44CDF" wp14:editId="79D36036">
+            <wp:extent cx="2560320" cy="1101140"/>
+            <wp:effectExtent l="0" t="0" r="0" b="3810"/>
+            <wp:docPr id="2036224679" name="图片 1"/>
+            <wp:cNvGraphicFramePr>
+              <a:graphicFrameLocks xmlns:a="http://schemas.openxmlformats.org/drawingml/2006/main" noChangeAspect="1"/>
+            </wp:cNvGraphicFramePr>
+            <a:graphic xmlns:a="http://schemas.openxmlformats.org/drawingml/2006/main">
+              <a:graphicData uri="http://schemas.openxmlformats.org/drawingml/2006/picture">
+                <pic:pic xmlns:pic="http://schemas.openxmlformats.org/drawingml/2006/picture">
+                  <pic:nvPicPr>
+                    <pic:cNvPr id="0" name="Picture 3"/>
+                    <pic:cNvPicPr>
+                      <a:picLocks noChangeAspect="1" noChangeArrowheads="1"/>
+                    </pic:cNvPicPr>
+                  </pic:nvPicPr>
+                  <pic:blipFill>
+                    <a:blip r:embed="rId48">
+                      <a:extLst>
+                        <a:ext uri="{28A0092B-C50C-407E-A947-70E740481C1C}">
+                          <a14:useLocalDpi xmlns:a14="http://schemas.microsoft.com/office/drawing/2010/main" val="0"/>
+                        </a:ext>
+                      </a:extLst>
+                    </a:blip>
+                    <a:srcRect/>
+                    <a:stretch>
+                      <a:fillRect/>
+                    </a:stretch>
+                  </pic:blipFill>
+                  <pic:spPr bwMode="auto">
+                    <a:xfrm>
+                      <a:off x="0" y="0"/>
+                      <a:ext cx="2565164" cy="1103223"/>
+                    </a:xfrm>
+                    <a:prstGeom prst="rect">
+                      <a:avLst/>
+                    </a:prstGeom>
+                    <a:noFill/>
+                    <a:ln>
+                      <a:noFill/>
+                    </a:ln>
+                  </pic:spPr>
+                </pic:pic>
+              </a:graphicData>
+            </a:graphic>
+          </wp:inline>
+        </w:drawing>
+      </w:r>
+    </w:p>
+    <w:p>
+      <w:pPr>
+        <w:widowControl/>
+        <w:adjustRightInd w:val="0"/>
+        <w:snapToGrid w:val="0"/>
+        <w:jc w:val="left"/>
+        <w:rPr>
+          <w:rFonts w:ascii="Tahoma" w:eastAsia="微软雅黑" w:hAnsi="Tahoma"/>
+          <w:kern w:val="0"/>
+          <w:sz w:val="22"/>
+        </w:rPr>
+      </w:pPr>
+      <w:r>
+        <w:rPr>
+          <w:rFonts w:ascii="Tahoma" w:eastAsia="微软雅黑" w:hAnsi="Tahoma" w:hint="eastAsia"/>
+          <w:kern w:val="0"/>
+          <w:sz w:val="22"/>
+        </w:rPr>
+        <w:t>切换地图时，由于会销毁重建事件，当前地图执行的插件指令会失效。</w:t>
+      </w:r>
+    </w:p>
+    <w:p>
+      <w:pPr>
+        <w:widowControl/>
+        <w:adjustRightInd w:val="0"/>
+        <w:snapToGrid w:val="0"/>
+        <w:jc w:val="left"/>
+        <w:rPr>
+          <w:rFonts w:ascii="Tahoma" w:eastAsia="微软雅黑" w:hAnsi="Tahoma"/>
+          <w:kern w:val="0"/>
+          <w:sz w:val="22"/>
+        </w:rPr>
+      </w:pPr>
+      <w:r>
+        <w:rPr>
+          <w:rFonts w:ascii="Tahoma" w:eastAsia="微软雅黑" w:hAnsi="Tahoma" w:hint="eastAsia"/>
+          <w:kern w:val="0"/>
+          <w:sz w:val="22"/>
+        </w:rPr>
+        <w:t>因此，需要添加事件注释，确保</w:t>
+      </w:r>
+      <w:r>
+        <w:rPr>
+          <w:rFonts w:ascii="Tahoma" w:eastAsia="微软雅黑" w:hAnsi="Tahoma" w:hint="eastAsia"/>
+          <w:kern w:val="0"/>
+          <w:sz w:val="22"/>
+        </w:rPr>
+        <w:t xml:space="preserve"> </w:t>
+      </w:r>
+      <w:r>
+        <w:rPr>
+          <w:rFonts w:ascii="Tahoma" w:eastAsia="微软雅黑" w:hAnsi="Tahoma" w:hint="eastAsia"/>
+          <w:kern w:val="0"/>
+          <w:sz w:val="22"/>
+        </w:rPr>
+        <w:t>指定事件页</w:t>
+      </w:r>
+      <w:r>
+        <w:rPr>
+          <w:rFonts w:ascii="Tahoma" w:eastAsia="微软雅黑" w:hAnsi="Tahoma" w:hint="eastAsia"/>
+          <w:kern w:val="0"/>
+          <w:sz w:val="22"/>
+        </w:rPr>
+        <w:t xml:space="preserve"> </w:t>
+      </w:r>
+      <w:r>
+        <w:rPr>
+          <w:rFonts w:ascii="Tahoma" w:eastAsia="微软雅黑" w:hAnsi="Tahoma" w:hint="eastAsia"/>
+          <w:kern w:val="0"/>
+          <w:sz w:val="22"/>
+        </w:rPr>
+        <w:t>播放</w:t>
+      </w:r>
+      <w:r>
+        <w:rPr>
+          <w:rFonts w:ascii="Tahoma" w:eastAsia="微软雅黑" w:hAnsi="Tahoma" w:hint="eastAsia"/>
+          <w:kern w:val="0"/>
+          <w:sz w:val="22"/>
+        </w:rPr>
+        <w:t xml:space="preserve"> </w:t>
+      </w:r>
+      <w:r>
+        <w:rPr>
+          <w:rFonts w:ascii="Tahoma" w:eastAsia="微软雅黑" w:hAnsi="Tahoma" w:hint="eastAsia"/>
+          <w:kern w:val="0"/>
+          <w:sz w:val="22"/>
+        </w:rPr>
+        <w:t>指定状态节点。</w:t>
+      </w:r>
+    </w:p>
+    <w:p>
+      <w:pPr>
+        <w:widowControl/>
+        <w:adjustRightInd w:val="0"/>
+        <w:jc w:val="center"/>
+        <w:rPr>
+          <w:rFonts w:ascii="Tahoma" w:eastAsia="微软雅黑" w:hAnsi="Tahoma"/>
+          <w:kern w:val="0"/>
+          <w:sz w:val="22"/>
+        </w:rPr>
+      </w:pPr>
+      <w:r>
+        <w:rPr>
+          <w:noProof/>
+        </w:rPr>
+        <w:drawing>
+          <wp:inline distT="0" distB="0" distL="0" distR="0" wp14:anchorId="2D3F19D0" wp14:editId="0B5D2381">
+            <wp:extent cx="5021580" cy="506632"/>
+            <wp:effectExtent l="0" t="0" r="0" b="8255"/>
+            <wp:docPr id="1055827342" name="图片 2"/>
+            <wp:cNvGraphicFramePr>
+              <a:graphicFrameLocks xmlns:a="http://schemas.openxmlformats.org/drawingml/2006/main" noChangeAspect="1"/>
+            </wp:cNvGraphicFramePr>
+            <a:graphic xmlns:a="http://schemas.openxmlformats.org/drawingml/2006/main">
+              <a:graphicData uri="http://schemas.openxmlformats.org/drawingml/2006/picture">
+                <pic:pic xmlns:pic="http://schemas.openxmlformats.org/drawingml/2006/picture">
+                  <pic:nvPicPr>
+                    <pic:cNvPr id="0" name="Picture 5"/>
+                    <pic:cNvPicPr>
+                      <a:picLocks noChangeAspect="1" noChangeArrowheads="1"/>
+                    </pic:cNvPicPr>
+                  </pic:nvPicPr>
+                  <pic:blipFill>
+                    <a:blip r:embed="rId49">
+                      <a:extLst>
+                        <a:ext uri="{28A0092B-C50C-407E-A947-70E740481C1C}">
+                          <a14:useLocalDpi xmlns:a14="http://schemas.microsoft.com/office/drawing/2010/main" val="0"/>
+                        </a:ext>
+                      </a:extLst>
+                    </a:blip>
+                    <a:srcRect/>
+                    <a:stretch>
+                      <a:fillRect/>
+                    </a:stretch>
+                  </pic:blipFill>
+                  <pic:spPr bwMode="auto">
+                    <a:xfrm>
+                      <a:off x="0" y="0"/>
+                      <a:ext cx="5044471" cy="508941"/>
+                    </a:xfrm>
+                    <a:prstGeom prst="rect">
+                      <a:avLst/>
+                    </a:prstGeom>
+                    <a:noFill/>
+                    <a:ln>
+                      <a:noFill/>
+                    </a:ln>
+                  </pic:spPr>
+                </pic:pic>
+              </a:graphicData>
+            </a:graphic>
+          </wp:inline>
+        </w:drawing>
+      </w:r>
+    </w:p>
+    <w:p>
+      <w:pPr>
+        <w:widowControl/>
+        <w:adjustRightInd w:val="0"/>
+        <w:snapToGrid w:val="0"/>
+        <w:rPr>
+          <w:rFonts w:ascii="Tahoma" w:eastAsia="微软雅黑" w:hAnsi="Tahoma"/>
+          <w:kern w:val="0"/>
+          <w:sz w:val="22"/>
+        </w:rPr>
+      </w:pPr>
+      <w:r>
+        <w:rPr>
+          <w:rFonts w:ascii="Tahoma" w:eastAsia="微软雅黑" w:hAnsi="Tahoma" w:hint="eastAsia"/>
+          <w:kern w:val="0"/>
+          <w:sz w:val="22"/>
+        </w:rPr>
+        <w:t>添加注释后，打开电脑，离开地图再回来，可以发现电脑仍然在开。</w:t>
+      </w:r>
+    </w:p>
+    <w:p>
+      <w:pPr>
+        <w:widowControl/>
+        <w:adjustRightInd w:val="0"/>
+        <w:jc w:val="center"/>
+        <w:rPr>
+          <w:rFonts w:ascii="Tahoma" w:eastAsia="微软雅黑" w:hAnsi="Tahoma"/>
+          <w:kern w:val="0"/>
+          <w:sz w:val="22"/>
+        </w:rPr>
+      </w:pPr>
+      <w:r>
+        <w:rPr>
+          <w:noProof/>
+        </w:rPr>
+        <w:drawing>
+          <wp:inline distT="0" distB="0" distL="0" distR="0" wp14:anchorId="3965EC65" wp14:editId="162AA25B">
+            <wp:extent cx="2217420" cy="1345194"/>
+            <wp:effectExtent l="0" t="0" r="0" b="7620"/>
+            <wp:docPr id="1942869380" name="图片 1"/>
+            <wp:cNvGraphicFramePr>
+              <a:graphicFrameLocks xmlns:a="http://schemas.openxmlformats.org/drawingml/2006/main" noChangeAspect="1"/>
+            </wp:cNvGraphicFramePr>
+            <a:graphic xmlns:a="http://schemas.openxmlformats.org/drawingml/2006/main">
+              <a:graphicData uri="http://schemas.openxmlformats.org/drawingml/2006/picture">
+                <pic:pic xmlns:pic="http://schemas.openxmlformats.org/drawingml/2006/picture">
+                  <pic:nvPicPr>
+                    <pic:cNvPr id="0" name="Picture 1"/>
+                    <pic:cNvPicPr>
+                      <a:picLocks noChangeAspect="1" noChangeArrowheads="1"/>
+                    </pic:cNvPicPr>
+                  </pic:nvPicPr>
+                  <pic:blipFill>
+                    <a:blip r:embed="rId8">
+                      <a:extLst>
+                        <a:ext uri="{28A0092B-C50C-407E-A947-70E740481C1C}">
+                          <a14:useLocalDpi xmlns:a14="http://schemas.microsoft.com/office/drawing/2010/main" val="0"/>
+                        </a:ext>
+                      </a:extLst>
+                    </a:blip>
+                    <a:srcRect/>
+                    <a:stretch>
+                      <a:fillRect/>
+                    </a:stretch>
+                  </pic:blipFill>
+                  <pic:spPr bwMode="auto">
+                    <a:xfrm>
+                      <a:off x="0" y="0"/>
+                      <a:ext cx="2227957" cy="1351586"/>
+                    </a:xfrm>
+                    <a:prstGeom prst="rect">
+                      <a:avLst/>
+                    </a:prstGeom>
+                    <a:noFill/>
+                    <a:ln>
+                      <a:noFill/>
+                    </a:ln>
+                  </pic:spPr>
+                </pic:pic>
+              </a:graphicData>
+            </a:graphic>
+          </wp:inline>
+        </w:drawing>
+      </w:r>
+    </w:p>
+    <w:tbl>
+      <w:tblPr>
+        <w:tblStyle w:val="af"/>
+        <w:tblW w:w="0" w:type="auto"/>
+        <w:shd w:val="clear" w:color="auto" w:fill="FFF2CC" w:themeFill="accent4" w:themeFillTint="33"/>
+        <w:tblLook w:val="04A0" w:firstRow="1" w:lastRow="0" w:firstColumn="1" w:lastColumn="0" w:noHBand="0" w:noVBand="1"/>
+      </w:tblPr>
+      <w:tblGrid>
+        <w:gridCol w:w="8522"/>
+      </w:tblGrid>
+      <w:tr>
+        <w:tc>
+          <w:tcPr>
+            <w:tcW w:w="8522" w:type="dxa"/>
+            <w:shd w:val="clear" w:color="auto" w:fill="FFF2CC" w:themeFill="accent4" w:themeFillTint="33"/>
+          </w:tcPr>
+          <w:p>
+            <w:pPr>
+              <w:widowControl/>
+              <w:adjustRightInd w:val="0"/>
+              <w:snapToGrid w:val="0"/>
+              <w:jc w:val="left"/>
+              <w:rPr>
+                <w:rFonts w:ascii="Tahoma" w:eastAsia="微软雅黑" w:hAnsi="Tahoma"/>
+                <w:kern w:val="0"/>
+                <w:sz w:val="22"/>
+              </w:rPr>
+            </w:pPr>
+            <w:r>
+              <w:rPr>
+                <w:rFonts w:ascii="Tahoma" w:eastAsia="微软雅黑" w:hAnsi="Tahoma" w:hint="eastAsia"/>
+                <w:kern w:val="0"/>
+                <w:sz w:val="22"/>
+              </w:rPr>
+              <w:t>旧版本由于没加注释，插件指令临时修改，切换地图后失效了。</w:t>
+            </w:r>
+          </w:p>
+          <w:p>
+            <w:pPr>
+              <w:widowControl/>
+              <w:adjustRightInd w:val="0"/>
+              <w:snapToGrid w:val="0"/>
+              <w:jc w:val="left"/>
+              <w:rPr>
+                <w:rFonts w:ascii="Tahoma" w:eastAsia="微软雅黑" w:hAnsi="Tahoma"/>
+                <w:kern w:val="0"/>
+                <w:sz w:val="22"/>
+              </w:rPr>
+            </w:pPr>
+            <w:r>
+              <w:rPr>
+                <w:rFonts w:ascii="Tahoma" w:eastAsia="微软雅黑" w:hAnsi="Tahoma" w:hint="eastAsia"/>
+                <w:kern w:val="0"/>
+                <w:sz w:val="22"/>
+              </w:rPr>
+              <w:t>于是</w:t>
+            </w:r>
+            <w:r>
+              <w:rPr>
+                <w:rFonts w:ascii="Tahoma" w:eastAsia="微软雅黑" w:hAnsi="Tahoma" w:hint="eastAsia"/>
+                <w:kern w:val="0"/>
+                <w:sz w:val="22"/>
+              </w:rPr>
+              <w:t>播放</w:t>
+            </w:r>
+            <w:r>
+              <w:rPr>
+                <w:rFonts w:ascii="Tahoma" w:eastAsia="微软雅黑" w:hAnsi="Tahoma" w:hint="eastAsia"/>
+                <w:kern w:val="0"/>
+                <w:sz w:val="22"/>
+              </w:rPr>
+              <w:t xml:space="preserve"> </w:t>
+            </w:r>
+            <w:r>
+              <w:rPr>
+                <w:rFonts w:ascii="Tahoma" w:eastAsia="微软雅黑" w:hAnsi="Tahoma" w:hint="eastAsia"/>
+                <w:kern w:val="0"/>
+                <w:sz w:val="22"/>
+              </w:rPr>
+              <w:t>默认的</w:t>
+            </w:r>
+            <w:proofErr w:type="gramStart"/>
+            <w:r>
+              <w:rPr>
+                <w:rFonts w:ascii="Tahoma" w:eastAsia="微软雅黑" w:hAnsi="Tahoma" w:hint="eastAsia"/>
+                <w:kern w:val="0"/>
+                <w:sz w:val="22"/>
+              </w:rPr>
+              <w:t>状态元</w:t>
+            </w:r>
+            <w:proofErr w:type="gramEnd"/>
+            <w:r>
+              <w:rPr>
+                <w:rFonts w:ascii="Tahoma" w:eastAsia="微软雅黑" w:hAnsi="Tahoma" w:hint="eastAsia"/>
+                <w:kern w:val="0"/>
+                <w:sz w:val="22"/>
+              </w:rPr>
+              <w:t>集合，所以出现问题：</w:t>
+            </w:r>
+            <w:hyperlink w:anchor="_切换地图后，电脑x3会反复打开" w:history="1">
+              <w:r>
+                <w:rPr>
+                  <w:rStyle w:val="a4"/>
+                  <w:rFonts w:ascii="Tahoma" w:eastAsia="微软雅黑" w:hAnsi="Tahoma" w:hint="eastAsia"/>
+                  <w:kern w:val="0"/>
+                  <w:sz w:val="22"/>
+                </w:rPr>
+                <w:t>切换地图后，电脑</w:t>
+              </w:r>
+              <w:r>
+                <w:rPr>
+                  <w:rStyle w:val="a4"/>
+                  <w:rFonts w:ascii="Tahoma" w:eastAsia="微软雅黑" w:hAnsi="Tahoma" w:hint="eastAsia"/>
+                  <w:kern w:val="0"/>
+                  <w:sz w:val="22"/>
+                </w:rPr>
+                <w:t>x3</w:t>
+              </w:r>
+              <w:r>
+                <w:rPr>
+                  <w:rStyle w:val="a4"/>
+                  <w:rFonts w:ascii="Tahoma" w:eastAsia="微软雅黑" w:hAnsi="Tahoma" w:hint="eastAsia"/>
+                  <w:kern w:val="0"/>
+                  <w:sz w:val="22"/>
+                </w:rPr>
+                <w:t>会反复打开</w:t>
+              </w:r>
+            </w:hyperlink>
+            <w:r>
+              <w:rPr>
+                <w:rFonts w:ascii="Tahoma" w:eastAsia="微软雅黑" w:hAnsi="Tahoma" w:hint="eastAsia"/>
+                <w:kern w:val="0"/>
+                <w:sz w:val="22"/>
+              </w:rPr>
+              <w:t xml:space="preserve"> </w:t>
+            </w:r>
+          </w:p>
+        </w:tc>
+      </w:tr>
+    </w:tbl>
+    <w:p>
+      <w:pPr>
+        <w:widowControl/>
+        <w:adjustRightInd w:val="0"/>
+        <w:snapToGrid w:val="0"/>
+        <w:jc w:val="left"/>
+        <w:rPr>
+          <w:rFonts w:ascii="Tahoma" w:eastAsia="微软雅黑" w:hAnsi="Tahoma"/>
+          <w:kern w:val="0"/>
+          <w:sz w:val="22"/>
+        </w:rPr>
+      </w:pPr>
+    </w:p>
+    <w:p>
+      <w:pPr>
+        <w:widowControl/>
         <w:jc w:val="left"/>
         <w:rPr>
           <w:rFonts w:ascii="Tahoma" w:eastAsia="微软雅黑" w:hAnsi="Tahoma"/>
@@ -8615,7 +9151,7 @@
                     </pic:cNvPicPr>
                   </pic:nvPicPr>
                   <pic:blipFill>
-                    <a:blip r:embed="rId48">
+                    <a:blip r:embed="rId50">
                       <a:extLst>
                         <a:ext uri="{28A0092B-C50C-407E-A947-70E740481C1C}">
                           <a14:useLocalDpi xmlns:a14="http://schemas.microsoft.com/office/drawing/2010/main" val="0"/>
@@ -8745,7 +9281,7 @@
                     </pic:cNvPicPr>
                   </pic:nvPicPr>
                   <pic:blipFill>
-                    <a:blip r:embed="rId49">
+                    <a:blip r:embed="rId51">
                       <a:extLst>
                         <a:ext uri="{28A0092B-C50C-407E-A947-70E740481C1C}">
                           <a14:useLocalDpi xmlns:a14="http://schemas.microsoft.com/office/drawing/2010/main" val="0"/>
@@ -9368,7 +9904,7 @@
                     </pic:cNvPicPr>
                   </pic:nvPicPr>
                   <pic:blipFill>
-                    <a:blip r:embed="rId50">
+                    <a:blip r:embed="rId52">
                       <a:extLst>
                         <a:ext uri="{28A0092B-C50C-407E-A947-70E740481C1C}">
                           <a14:useLocalDpi xmlns:a14="http://schemas.microsoft.com/office/drawing/2010/main" val="0"/>
@@ -9429,7 +9965,7 @@
                     </pic:cNvPicPr>
                   </pic:nvPicPr>
                   <pic:blipFill>
-                    <a:blip r:embed="rId51">
+                    <a:blip r:embed="rId53">
                       <a:extLst>
                         <a:ext uri="{28A0092B-C50C-407E-A947-70E740481C1C}">
                           <a14:useLocalDpi xmlns:a14="http://schemas.microsoft.com/office/drawing/2010/main" val="0"/>
@@ -9662,7 +10198,7 @@
                     </pic:cNvPicPr>
                   </pic:nvPicPr>
                   <pic:blipFill>
-                    <a:blip r:embed="rId52">
+                    <a:blip r:embed="rId54">
                       <a:extLst>
                         <a:ext uri="{28A0092B-C50C-407E-A947-70E740481C1C}">
                           <a14:useLocalDpi xmlns:a14="http://schemas.microsoft.com/office/drawing/2010/main" val="0"/>
@@ -9723,7 +10259,7 @@
                     </pic:cNvPicPr>
                   </pic:nvPicPr>
                   <pic:blipFill>
-                    <a:blip r:embed="rId53">
+                    <a:blip r:embed="rId55">
                       <a:extLst>
                         <a:ext uri="{28A0092B-C50C-407E-A947-70E740481C1C}">
                           <a14:useLocalDpi xmlns:a14="http://schemas.microsoft.com/office/drawing/2010/main" val="0"/>
@@ -9870,7 +10406,7 @@
           <w:sz w:val="22"/>
         </w:rPr>
       </w:pPr>
-      <w:bookmarkStart w:id="5" w:name="_Hlk201879113"/>
+      <w:bookmarkStart w:id="6" w:name="_Hlk201879113"/>
       <w:r>
         <w:rPr>
           <w:rFonts w:ascii="Tahoma" w:eastAsia="微软雅黑" w:hAnsi="Tahoma" w:hint="eastAsia"/>
@@ -9956,7 +10492,7 @@
                     </pic:cNvPicPr>
                   </pic:nvPicPr>
                   <pic:blipFill>
-                    <a:blip r:embed="rId54">
+                    <a:blip r:embed="rId56">
                       <a:extLst>
                         <a:ext uri="{28A0092B-C50C-407E-A947-70E740481C1C}">
                           <a14:useLocalDpi xmlns:a14="http://schemas.microsoft.com/office/drawing/2010/main" val="0"/>
@@ -10079,7 +10615,7 @@
         <w:t>使用这种写法，能实现打开电脑后，电脑持续运行的过程。</w:t>
       </w:r>
     </w:p>
-    <w:bookmarkEnd w:id="5"/>
+    <w:bookmarkEnd w:id="6"/>
     <w:p>
       <w:pPr>
         <w:widowControl/>
@@ -10101,8 +10637,8 @@
           <w:szCs w:val="28"/>
         </w:rPr>
       </w:pPr>
-      <w:bookmarkStart w:id="6" w:name="_动作元的播放等待时间"/>
-      <w:bookmarkEnd w:id="6"/>
+      <w:bookmarkStart w:id="7" w:name="_动作元的播放等待时间"/>
+      <w:bookmarkEnd w:id="7"/>
       <w:proofErr w:type="gramStart"/>
       <w:r>
         <w:rPr>
@@ -10224,7 +10760,23 @@
           <w:kern w:val="0"/>
           <w:sz w:val="22"/>
         </w:rPr>
-        <w:t>（每个</w:t>
+        <w:t>（</w:t>
+      </w:r>
+      <w:r>
+        <w:rPr>
+          <w:rFonts w:ascii="Tahoma" w:eastAsia="微软雅黑" w:hAnsi="Tahoma" w:hint="eastAsia"/>
+          <w:kern w:val="0"/>
+          <w:sz w:val="22"/>
+        </w:rPr>
+        <w:t>小工具中，</w:t>
+      </w:r>
+      <w:r>
+        <w:rPr>
+          <w:rFonts w:ascii="Tahoma" w:eastAsia="微软雅黑" w:hAnsi="Tahoma" w:hint="eastAsia"/>
+          <w:kern w:val="0"/>
+          <w:sz w:val="22"/>
+        </w:rPr>
+        <w:t>每个</w:t>
       </w:r>
       <w:proofErr w:type="gramStart"/>
       <w:r>
@@ -10281,7 +10833,7 @@
                     </pic:cNvPicPr>
                   </pic:nvPicPr>
                   <pic:blipFill>
-                    <a:blip r:embed="rId55">
+                    <a:blip r:embed="rId57">
                       <a:extLst>
                         <a:ext uri="{28A0092B-C50C-407E-A947-70E740481C1C}">
                           <a14:useLocalDpi xmlns:a14="http://schemas.microsoft.com/office/drawing/2010/main" val="0"/>
@@ -10473,7 +11025,7 @@
                     </pic:cNvPicPr>
                   </pic:nvPicPr>
                   <pic:blipFill>
-                    <a:blip r:embed="rId56">
+                    <a:blip r:embed="rId58">
                       <a:extLst>
                         <a:ext uri="{28A0092B-C50C-407E-A947-70E740481C1C}">
                           <a14:useLocalDpi xmlns:a14="http://schemas.microsoft.com/office/drawing/2010/main" val="0"/>
@@ -10743,8 +11295,945 @@
         </w:rPr>
       </w:pPr>
     </w:p>
+    <w:p>
+      <w:pPr>
+        <w:widowControl/>
+        <w:adjustRightInd w:val="0"/>
+        <w:snapToGrid w:val="0"/>
+        <w:jc w:val="left"/>
+        <w:rPr>
+          <w:rFonts w:ascii="Tahoma" w:eastAsia="微软雅黑" w:hAnsi="Tahoma"/>
+          <w:kern w:val="0"/>
+          <w:sz w:val="22"/>
+        </w:rPr>
+      </w:pPr>
+    </w:p>
+    <w:p>
+      <w:pPr>
+        <w:pStyle w:val="3"/>
+        <w:spacing w:before="120" w:after="120" w:line="415" w:lineRule="auto"/>
+        <w:rPr>
+          <w:rFonts w:hint="eastAsia"/>
+          <w:sz w:val="28"/>
+          <w:szCs w:val="28"/>
+        </w:rPr>
+      </w:pPr>
+      <w:r>
+        <w:rPr>
+          <w:rFonts w:hint="eastAsia"/>
+          <w:sz w:val="28"/>
+          <w:szCs w:val="28"/>
+        </w:rPr>
+        <w:t>事件测试</w:t>
+      </w:r>
+    </w:p>
+    <w:p>
+      <w:pPr>
+        <w:widowControl/>
+        <w:adjustRightInd w:val="0"/>
+        <w:snapToGrid w:val="0"/>
+        <w:jc w:val="left"/>
+        <w:rPr>
+          <w:rFonts w:ascii="Tahoma" w:eastAsia="微软雅黑" w:hAnsi="Tahoma" w:hint="eastAsia"/>
+          <w:kern w:val="0"/>
+          <w:sz w:val="22"/>
+        </w:rPr>
+      </w:pPr>
+      <w:r>
+        <w:rPr>
+          <w:rFonts w:ascii="Tahoma" w:eastAsia="微软雅黑" w:hAnsi="Tahoma" w:hint="eastAsia"/>
+          <w:kern w:val="0"/>
+          <w:sz w:val="22"/>
+        </w:rPr>
+        <w:t>可见前面章节：</w:t>
+      </w:r>
+      <w:hyperlink w:anchor="_3）存档测试、切菜单测试、切地图测试" w:history="1">
+        <w:r>
+          <w:rPr>
+            <w:rStyle w:val="a4"/>
+            <w:rFonts w:ascii="Tahoma" w:eastAsia="微软雅黑" w:hAnsi="Tahoma" w:hint="eastAsia"/>
+            <w:kern w:val="0"/>
+            <w:sz w:val="22"/>
+          </w:rPr>
+          <w:t>存档测试、切菜单测试、切地图测试</w:t>
+        </w:r>
+      </w:hyperlink>
+      <w:r>
+        <w:rPr>
+          <w:rFonts w:ascii="Tahoma" w:eastAsia="微软雅黑" w:hAnsi="Tahoma" w:hint="eastAsia"/>
+          <w:kern w:val="0"/>
+          <w:sz w:val="22"/>
+        </w:rPr>
+        <w:t xml:space="preserve"> </w:t>
+      </w:r>
+      <w:r>
+        <w:rPr>
+          <w:rFonts w:ascii="Tahoma" w:eastAsia="微软雅黑" w:hAnsi="Tahoma" w:hint="eastAsia"/>
+          <w:kern w:val="0"/>
+          <w:sz w:val="22"/>
+        </w:rPr>
+        <w:t>。</w:t>
+      </w:r>
+    </w:p>
+    <w:p>
+      <w:pPr>
+        <w:widowControl/>
+        <w:adjustRightInd w:val="0"/>
+        <w:snapToGrid w:val="0"/>
+        <w:jc w:val="left"/>
+        <w:rPr>
+          <w:rFonts w:ascii="Tahoma" w:eastAsia="微软雅黑" w:hAnsi="Tahoma"/>
+          <w:kern w:val="0"/>
+          <w:sz w:val="22"/>
+        </w:rPr>
+      </w:pPr>
+    </w:p>
+    <w:p>
+      <w:pPr>
+        <w:widowControl/>
+        <w:adjustRightInd w:val="0"/>
+        <w:snapToGrid w:val="0"/>
+        <w:jc w:val="left"/>
+        <w:rPr>
+          <w:rFonts w:ascii="Tahoma" w:eastAsia="微软雅黑" w:hAnsi="Tahoma" w:hint="eastAsia"/>
+          <w:kern w:val="0"/>
+          <w:sz w:val="22"/>
+        </w:rPr>
+      </w:pPr>
+    </w:p>
+    <w:p>
+      <w:pPr>
+        <w:widowControl/>
+        <w:jc w:val="left"/>
+        <w:rPr>
+          <w:rFonts w:ascii="Tahoma" w:eastAsia="微软雅黑" w:hAnsi="Tahoma"/>
+          <w:kern w:val="0"/>
+          <w:sz w:val="22"/>
+        </w:rPr>
+      </w:pPr>
+      <w:r>
+        <w:rPr>
+          <w:rFonts w:ascii="Tahoma" w:eastAsia="微软雅黑" w:hAnsi="Tahoma"/>
+          <w:kern w:val="0"/>
+          <w:sz w:val="22"/>
+        </w:rPr>
+        <w:br w:type="page"/>
+      </w:r>
+    </w:p>
+    <w:p>
+      <w:pPr>
+        <w:pStyle w:val="2"/>
+        <w:rPr>
+          <w:rFonts w:hint="eastAsia"/>
+        </w:rPr>
+      </w:pPr>
+      <w:r>
+        <w:rPr>
+          <w:rFonts w:hint="eastAsia"/>
+        </w:rPr>
+        <w:lastRenderedPageBreak/>
+        <w:t>===打开电脑 - 常见问题（FAQ）===</w:t>
+      </w:r>
+    </w:p>
+    <w:p>
+      <w:pPr>
+        <w:pStyle w:val="3"/>
+        <w:spacing w:before="120" w:after="120" w:line="415" w:lineRule="auto"/>
+        <w:rPr>
+          <w:rFonts w:hint="eastAsia"/>
+          <w:sz w:val="28"/>
+          <w:szCs w:val="28"/>
+        </w:rPr>
+      </w:pPr>
+      <w:bookmarkStart w:id="8" w:name="_切换地图后，电脑x3会反复打开"/>
+      <w:bookmarkEnd w:id="8"/>
+      <w:r>
+        <w:rPr>
+          <w:rFonts w:hint="eastAsia"/>
+          <w:sz w:val="28"/>
+          <w:szCs w:val="28"/>
+        </w:rPr>
+        <w:t>切换地图后，电脑x3会反复打开</w:t>
+      </w:r>
+    </w:p>
+    <w:tbl>
+      <w:tblPr>
+        <w:tblStyle w:val="af"/>
+        <w:tblW w:w="8789" w:type="dxa"/>
+        <w:tblInd w:w="-176" w:type="dxa"/>
+        <w:tblBorders>
+          <w:top w:val="single" w:sz="4" w:space="0" w:color="D9D9D9" w:themeColor="background1" w:themeShade="D9"/>
+          <w:left w:val="none" w:sz="0" w:space="0" w:color="auto"/>
+          <w:bottom w:val="single" w:sz="4" w:space="0" w:color="D9D9D9" w:themeColor="background1" w:themeShade="D9"/>
+          <w:right w:val="none" w:sz="0" w:space="0" w:color="auto"/>
+          <w:insideH w:val="single" w:sz="4" w:space="0" w:color="D9D9D9" w:themeColor="background1" w:themeShade="D9"/>
+          <w:insideV w:val="none" w:sz="0" w:space="0" w:color="auto"/>
+        </w:tblBorders>
+        <w:tblLook w:val="04A0" w:firstRow="1" w:lastRow="0" w:firstColumn="1" w:lastColumn="0" w:noHBand="0" w:noVBand="1"/>
+      </w:tblPr>
+      <w:tblGrid>
+        <w:gridCol w:w="1418"/>
+        <w:gridCol w:w="7371"/>
+      </w:tblGrid>
+      <w:tr>
+        <w:tc>
+          <w:tcPr>
+            <w:tcW w:w="1418" w:type="dxa"/>
+          </w:tcPr>
+          <w:p>
+            <w:pPr>
+              <w:widowControl/>
+              <w:adjustRightInd w:val="0"/>
+              <w:snapToGrid w:val="0"/>
+              <w:spacing w:line="276" w:lineRule="auto"/>
+              <w:jc w:val="left"/>
+              <w:rPr>
+                <w:rFonts w:ascii="Tahoma" w:eastAsia="微软雅黑" w:hAnsi="Tahoma"/>
+                <w:kern w:val="0"/>
+                <w:sz w:val="22"/>
+              </w:rPr>
+            </w:pPr>
+            <w:r>
+              <w:rPr>
+                <w:rFonts w:ascii="Tahoma" w:eastAsia="微软雅黑" w:hAnsi="Tahoma" w:hint="eastAsia"/>
+                <w:b/>
+                <w:bCs/>
+                <w:kern w:val="0"/>
+                <w:sz w:val="22"/>
+              </w:rPr>
+              <w:t>问题名称</w:t>
+            </w:r>
+          </w:p>
+        </w:tc>
+        <w:tc>
+          <w:tcPr>
+            <w:tcW w:w="7371" w:type="dxa"/>
+          </w:tcPr>
+          <w:p>
+            <w:pPr>
+              <w:widowControl/>
+              <w:adjustRightInd w:val="0"/>
+              <w:snapToGrid w:val="0"/>
+              <w:spacing w:line="276" w:lineRule="auto"/>
+              <w:jc w:val="left"/>
+              <w:rPr>
+                <w:rFonts w:ascii="微软雅黑" w:eastAsia="微软雅黑" w:hAnsi="微软雅黑" w:hint="eastAsia"/>
+                <w:kern w:val="0"/>
+                <w:sz w:val="22"/>
+              </w:rPr>
+            </w:pPr>
+            <w:r>
+              <w:rPr>
+                <w:rFonts w:ascii="微软雅黑" w:eastAsia="微软雅黑" w:hAnsi="微软雅黑" w:hint="eastAsia"/>
+                <w:kern w:val="0"/>
+                <w:sz w:val="22"/>
+              </w:rPr>
+              <w:t>切换地图后，电脑x3会反复打开</w:t>
+            </w:r>
+          </w:p>
+        </w:tc>
+      </w:tr>
+      <w:tr>
+        <w:tc>
+          <w:tcPr>
+            <w:tcW w:w="1418" w:type="dxa"/>
+          </w:tcPr>
+          <w:p>
+            <w:pPr>
+              <w:widowControl/>
+              <w:adjustRightInd w:val="0"/>
+              <w:snapToGrid w:val="0"/>
+              <w:spacing w:line="276" w:lineRule="auto"/>
+              <w:jc w:val="left"/>
+              <w:rPr>
+                <w:rFonts w:ascii="Tahoma" w:eastAsia="微软雅黑" w:hAnsi="Tahoma"/>
+                <w:b/>
+                <w:bCs/>
+                <w:kern w:val="0"/>
+                <w:sz w:val="22"/>
+              </w:rPr>
+            </w:pPr>
+            <w:r>
+              <w:rPr>
+                <w:rFonts w:ascii="Tahoma" w:eastAsia="微软雅黑" w:hAnsi="Tahoma" w:hint="eastAsia"/>
+                <w:b/>
+                <w:bCs/>
+                <w:kern w:val="0"/>
+                <w:sz w:val="22"/>
+              </w:rPr>
+              <w:t>问题图示</w:t>
+            </w:r>
+          </w:p>
+        </w:tc>
+        <w:tc>
+          <w:tcPr>
+            <w:tcW w:w="7371" w:type="dxa"/>
+          </w:tcPr>
+          <w:p>
+            <w:pPr>
+              <w:widowControl/>
+              <w:jc w:val="left"/>
+              <w:rPr>
+                <w:rFonts w:ascii="微软雅黑" w:eastAsia="微软雅黑" w:hAnsi="微软雅黑" w:cs="宋体" w:hint="eastAsia"/>
+                <w:kern w:val="0"/>
+                <w:sz w:val="24"/>
+                <w:szCs w:val="24"/>
+              </w:rPr>
+            </w:pPr>
+            <w:r>
+              <w:rPr>
+                <w:noProof/>
+              </w:rPr>
+              <w:drawing>
+                <wp:inline distT="0" distB="0" distL="0" distR="0" wp14:anchorId="6F4BC058" wp14:editId="3BF4ECB8">
+                  <wp:extent cx="2103120" cy="1021080"/>
+                  <wp:effectExtent l="0" t="0" r="0" b="7620"/>
+                  <wp:docPr id="46801308" name="图片 3"/>
+                  <wp:cNvGraphicFramePr>
+                    <a:graphicFrameLocks xmlns:a="http://schemas.openxmlformats.org/drawingml/2006/main" noChangeAspect="1"/>
+                  </wp:cNvGraphicFramePr>
+                  <a:graphic xmlns:a="http://schemas.openxmlformats.org/drawingml/2006/main">
+                    <a:graphicData uri="http://schemas.openxmlformats.org/drawingml/2006/picture">
+                      <pic:pic xmlns:pic="http://schemas.openxmlformats.org/drawingml/2006/picture">
+                        <pic:nvPicPr>
+                          <pic:cNvPr id="0" name="Picture 7"/>
+                          <pic:cNvPicPr>
+                            <a:picLocks noChangeAspect="1" noChangeArrowheads="1"/>
+                          </pic:cNvPicPr>
+                        </pic:nvPicPr>
+                        <pic:blipFill>
+                          <a:blip r:embed="rId59">
+                            <a:extLst>
+                              <a:ext uri="{28A0092B-C50C-407E-A947-70E740481C1C}">
+                                <a14:useLocalDpi xmlns:a14="http://schemas.microsoft.com/office/drawing/2010/main" val="0"/>
+                              </a:ext>
+                            </a:extLst>
+                          </a:blip>
+                          <a:srcRect/>
+                          <a:stretch>
+                            <a:fillRect/>
+                          </a:stretch>
+                        </pic:blipFill>
+                        <pic:spPr bwMode="auto">
+                          <a:xfrm>
+                            <a:off x="0" y="0"/>
+                            <a:ext cx="2103120" cy="1021080"/>
+                          </a:xfrm>
+                          <a:prstGeom prst="rect">
+                            <a:avLst/>
+                          </a:prstGeom>
+                          <a:noFill/>
+                          <a:ln>
+                            <a:noFill/>
+                          </a:ln>
+                        </pic:spPr>
+                      </pic:pic>
+                    </a:graphicData>
+                  </a:graphic>
+                </wp:inline>
+              </w:drawing>
+            </w:r>
+          </w:p>
+        </w:tc>
+      </w:tr>
+      <w:tr>
+        <w:tc>
+          <w:tcPr>
+            <w:tcW w:w="1418" w:type="dxa"/>
+          </w:tcPr>
+          <w:p>
+            <w:pPr>
+              <w:widowControl/>
+              <w:adjustRightInd w:val="0"/>
+              <w:snapToGrid w:val="0"/>
+              <w:spacing w:line="276" w:lineRule="auto"/>
+              <w:jc w:val="left"/>
+              <w:rPr>
+                <w:rFonts w:ascii="Tahoma" w:eastAsia="微软雅黑" w:hAnsi="Tahoma"/>
+                <w:b/>
+                <w:bCs/>
+                <w:kern w:val="0"/>
+                <w:sz w:val="22"/>
+              </w:rPr>
+            </w:pPr>
+            <w:r>
+              <w:rPr>
+                <w:rFonts w:ascii="Tahoma" w:eastAsia="微软雅黑" w:hAnsi="Tahoma" w:hint="eastAsia"/>
+                <w:b/>
+                <w:bCs/>
+                <w:kern w:val="0"/>
+                <w:sz w:val="22"/>
+              </w:rPr>
+              <w:t>问题描述</w:t>
+            </w:r>
+          </w:p>
+        </w:tc>
+        <w:tc>
+          <w:tcPr>
+            <w:tcW w:w="7371" w:type="dxa"/>
+          </w:tcPr>
+          <w:p>
+            <w:pPr>
+              <w:widowControl/>
+              <w:adjustRightInd w:val="0"/>
+              <w:snapToGrid w:val="0"/>
+              <w:spacing w:line="276" w:lineRule="auto"/>
+              <w:jc w:val="left"/>
+              <w:rPr>
+                <w:rFonts w:ascii="微软雅黑" w:eastAsia="微软雅黑" w:hAnsi="微软雅黑" w:hint="eastAsia"/>
+                <w:kern w:val="0"/>
+                <w:sz w:val="22"/>
+              </w:rPr>
+            </w:pPr>
+            <w:r>
+              <w:rPr>
+                <w:rFonts w:ascii="微软雅黑" w:eastAsia="微软雅黑" w:hAnsi="微软雅黑" w:hint="eastAsia"/>
+                <w:kern w:val="0"/>
+                <w:sz w:val="22"/>
+              </w:rPr>
+              <w:t>v3.71</w:t>
+            </w:r>
+            <w:r>
+              <w:rPr>
+                <w:rFonts w:ascii="微软雅黑" w:eastAsia="微软雅黑" w:hAnsi="微软雅黑" w:hint="eastAsia"/>
+                <w:kern w:val="0"/>
+                <w:sz w:val="22"/>
+              </w:rPr>
+              <w:t>版本在离开地图后，回来发现电脑在不停的打开关闭。</w:t>
+            </w:r>
+          </w:p>
+          <w:p>
+            <w:pPr>
+              <w:widowControl/>
+              <w:adjustRightInd w:val="0"/>
+              <w:snapToGrid w:val="0"/>
+              <w:spacing w:line="276" w:lineRule="auto"/>
+              <w:jc w:val="left"/>
+              <w:rPr>
+                <w:rFonts w:ascii="微软雅黑" w:eastAsia="微软雅黑" w:hAnsi="微软雅黑" w:hint="eastAsia"/>
+                <w:kern w:val="0"/>
+                <w:sz w:val="22"/>
+              </w:rPr>
+            </w:pPr>
+            <w:r>
+              <w:rPr>
+                <w:rFonts w:ascii="微软雅黑" w:eastAsia="微软雅黑" w:hAnsi="微软雅黑" w:hint="eastAsia"/>
+                <w:kern w:val="0"/>
+                <w:sz w:val="22"/>
+              </w:rPr>
+              <w:t>就好像出现了bug一样。</w:t>
+            </w:r>
+          </w:p>
+        </w:tc>
+      </w:tr>
+      <w:tr>
+        <w:tc>
+          <w:tcPr>
+            <w:tcW w:w="1418" w:type="dxa"/>
+          </w:tcPr>
+          <w:p>
+            <w:pPr>
+              <w:widowControl/>
+              <w:adjustRightInd w:val="0"/>
+              <w:snapToGrid w:val="0"/>
+              <w:spacing w:line="276" w:lineRule="auto"/>
+              <w:jc w:val="left"/>
+              <w:rPr>
+                <w:rFonts w:ascii="Tahoma" w:eastAsia="微软雅黑" w:hAnsi="Tahoma"/>
+                <w:b/>
+                <w:bCs/>
+                <w:kern w:val="0"/>
+                <w:sz w:val="22"/>
+              </w:rPr>
+            </w:pPr>
+            <w:r>
+              <w:rPr>
+                <w:rFonts w:ascii="Tahoma" w:eastAsia="微软雅黑" w:hAnsi="Tahoma" w:hint="eastAsia"/>
+                <w:b/>
+                <w:bCs/>
+                <w:kern w:val="0"/>
+                <w:sz w:val="22"/>
+              </w:rPr>
+              <w:t>原理解析</w:t>
+            </w:r>
+          </w:p>
+        </w:tc>
+        <w:tc>
+          <w:tcPr>
+            <w:tcW w:w="7371" w:type="dxa"/>
+          </w:tcPr>
+          <w:p>
+            <w:pPr>
+              <w:widowControl/>
+              <w:adjustRightInd w:val="0"/>
+              <w:snapToGrid w:val="0"/>
+              <w:spacing w:line="276" w:lineRule="auto"/>
+              <w:jc w:val="left"/>
+              <w:rPr>
+                <w:rFonts w:ascii="微软雅黑" w:eastAsia="微软雅黑" w:hAnsi="微软雅黑" w:cs="宋体" w:hint="eastAsia"/>
+                <w:kern w:val="0"/>
+                <w:sz w:val="22"/>
+              </w:rPr>
+            </w:pPr>
+            <w:r>
+              <w:rPr>
+                <w:rFonts w:ascii="微软雅黑" w:eastAsia="微软雅黑" w:hAnsi="微软雅黑" w:cs="宋体" w:hint="eastAsia"/>
+                <w:kern w:val="0"/>
+                <w:sz w:val="22"/>
+              </w:rPr>
+              <w:t>》</w:t>
+            </w:r>
+            <w:r>
+              <w:rPr>
+                <w:rFonts w:ascii="微软雅黑" w:eastAsia="微软雅黑" w:hAnsi="微软雅黑" w:cs="宋体" w:hint="eastAsia"/>
+                <w:kern w:val="0"/>
+                <w:sz w:val="22"/>
+              </w:rPr>
+              <w:t>v3.71版本没有设置事件注释，而是通过插件指令修改动画序列。</w:t>
+            </w:r>
+          </w:p>
+          <w:p>
+            <w:pPr>
+              <w:widowControl/>
+              <w:adjustRightInd w:val="0"/>
+              <w:snapToGrid w:val="0"/>
+              <w:spacing w:line="276" w:lineRule="auto"/>
+              <w:jc w:val="left"/>
+              <w:rPr>
+                <w:rFonts w:ascii="微软雅黑" w:eastAsia="微软雅黑" w:hAnsi="微软雅黑" w:cs="宋体" w:hint="eastAsia"/>
+                <w:kern w:val="0"/>
+                <w:sz w:val="22"/>
+              </w:rPr>
+            </w:pPr>
+            <w:r>
+              <w:rPr>
+                <w:rFonts w:ascii="微软雅黑" w:eastAsia="微软雅黑" w:hAnsi="微软雅黑" w:cs="宋体" w:hint="eastAsia"/>
+                <w:kern w:val="0"/>
+                <w:sz w:val="22"/>
+              </w:rPr>
+              <w:t>插件指令修改会在离开地图后失效。</w:t>
+            </w:r>
+          </w:p>
+          <w:p>
+            <w:pPr>
+              <w:widowControl/>
+              <w:adjustRightInd w:val="0"/>
+              <w:snapToGrid w:val="0"/>
+              <w:spacing w:line="276" w:lineRule="auto"/>
+              <w:jc w:val="left"/>
+              <w:rPr>
+                <w:rFonts w:ascii="微软雅黑" w:eastAsia="微软雅黑" w:hAnsi="微软雅黑" w:cs="宋体" w:hint="eastAsia"/>
+                <w:kern w:val="0"/>
+                <w:sz w:val="22"/>
+              </w:rPr>
+            </w:pPr>
+            <w:r>
+              <w:rPr>
+                <w:rFonts w:ascii="微软雅黑" w:eastAsia="微软雅黑" w:hAnsi="微软雅黑" w:cs="宋体" w:hint="eastAsia"/>
+                <w:kern w:val="0"/>
+                <w:sz w:val="22"/>
+              </w:rPr>
+              <w:t>所以</w:t>
+            </w:r>
+            <w:r>
+              <w:rPr>
+                <w:rFonts w:ascii="微软雅黑" w:eastAsia="微软雅黑" w:hAnsi="微软雅黑" w:cs="宋体" w:hint="eastAsia"/>
+                <w:kern w:val="0"/>
+                <w:sz w:val="22"/>
+              </w:rPr>
+              <w:t>重新</w:t>
+            </w:r>
+            <w:r>
+              <w:rPr>
+                <w:rFonts w:ascii="微软雅黑" w:eastAsia="微软雅黑" w:hAnsi="微软雅黑" w:cs="宋体" w:hint="eastAsia"/>
+                <w:kern w:val="0"/>
+                <w:sz w:val="22"/>
+              </w:rPr>
+              <w:t xml:space="preserve">进入地图后，事件会播放 </w:t>
+            </w:r>
+            <w:r>
+              <w:rPr>
+                <w:rFonts w:ascii="微软雅黑" w:eastAsia="微软雅黑" w:hAnsi="微软雅黑" w:cs="宋体" w:hint="eastAsia"/>
+                <w:b/>
+                <w:bCs/>
+                <w:kern w:val="0"/>
+                <w:sz w:val="22"/>
+              </w:rPr>
+              <w:t>默认的</w:t>
+            </w:r>
+            <w:proofErr w:type="gramStart"/>
+            <w:r>
+              <w:rPr>
+                <w:rFonts w:ascii="微软雅黑" w:eastAsia="微软雅黑" w:hAnsi="微软雅黑" w:cs="宋体" w:hint="eastAsia"/>
+                <w:b/>
+                <w:bCs/>
+                <w:kern w:val="0"/>
+                <w:sz w:val="22"/>
+              </w:rPr>
+              <w:t>状态元</w:t>
+            </w:r>
+            <w:proofErr w:type="gramEnd"/>
+            <w:r>
+              <w:rPr>
+                <w:rFonts w:ascii="微软雅黑" w:eastAsia="微软雅黑" w:hAnsi="微软雅黑" w:cs="宋体" w:hint="eastAsia"/>
+                <w:b/>
+                <w:bCs/>
+                <w:kern w:val="0"/>
+                <w:sz w:val="22"/>
+              </w:rPr>
+              <w:t>集合</w:t>
+            </w:r>
+            <w:r>
+              <w:rPr>
+                <w:rFonts w:ascii="微软雅黑" w:eastAsia="微软雅黑" w:hAnsi="微软雅黑" w:cs="宋体" w:hint="eastAsia"/>
+                <w:kern w:val="0"/>
+                <w:sz w:val="22"/>
+              </w:rPr>
+              <w:t>。</w:t>
+            </w:r>
+          </w:p>
+          <w:p>
+            <w:pPr>
+              <w:widowControl/>
+              <w:adjustRightInd w:val="0"/>
+              <w:snapToGrid w:val="0"/>
+              <w:spacing w:line="276" w:lineRule="auto"/>
+              <w:jc w:val="left"/>
+              <w:rPr>
+                <w:rFonts w:ascii="微软雅黑" w:eastAsia="微软雅黑" w:hAnsi="微软雅黑" w:cs="宋体"/>
+                <w:kern w:val="0"/>
+                <w:sz w:val="22"/>
+              </w:rPr>
+            </w:pPr>
+            <w:r>
+              <w:rPr>
+                <w:rFonts w:ascii="微软雅黑" w:eastAsia="微软雅黑" w:hAnsi="微软雅黑" w:cs="宋体" w:hint="eastAsia"/>
+                <w:kern w:val="0"/>
+                <w:sz w:val="22"/>
+              </w:rPr>
+              <w:t>》</w:t>
+            </w:r>
+            <w:r>
+              <w:rPr>
+                <w:rFonts w:ascii="微软雅黑" w:eastAsia="微软雅黑" w:hAnsi="微软雅黑" w:cs="宋体" w:hint="eastAsia"/>
+                <w:kern w:val="0"/>
+                <w:sz w:val="22"/>
+              </w:rPr>
+              <w:t>作者</w:t>
+            </w:r>
+            <w:r>
+              <w:rPr>
+                <w:rFonts w:ascii="微软雅黑" w:eastAsia="微软雅黑" w:hAnsi="微软雅黑" w:cs="宋体" w:hint="eastAsia"/>
+                <w:kern w:val="0"/>
+                <w:sz w:val="22"/>
+              </w:rPr>
+              <w:t>我的问题，默认的</w:t>
+            </w:r>
+            <w:proofErr w:type="gramStart"/>
+            <w:r>
+              <w:rPr>
+                <w:rFonts w:ascii="微软雅黑" w:eastAsia="微软雅黑" w:hAnsi="微软雅黑" w:cs="宋体" w:hint="eastAsia"/>
+                <w:kern w:val="0"/>
+                <w:sz w:val="22"/>
+              </w:rPr>
+              <w:t>状态元</w:t>
+            </w:r>
+            <w:proofErr w:type="gramEnd"/>
+            <w:r>
+              <w:rPr>
+                <w:rFonts w:ascii="微软雅黑" w:eastAsia="微软雅黑" w:hAnsi="微软雅黑" w:cs="宋体" w:hint="eastAsia"/>
+                <w:kern w:val="0"/>
+                <w:sz w:val="22"/>
+              </w:rPr>
+              <w:t>集合</w:t>
+            </w:r>
+            <w:r>
+              <w:rPr>
+                <w:rFonts w:ascii="微软雅黑" w:eastAsia="微软雅黑" w:hAnsi="微软雅黑" w:cs="宋体" w:hint="eastAsia"/>
+                <w:kern w:val="0"/>
+                <w:sz w:val="22"/>
+              </w:rPr>
+              <w:t>配置</w:t>
+            </w:r>
+            <w:r>
+              <w:rPr>
+                <w:rFonts w:ascii="微软雅黑" w:eastAsia="微软雅黑" w:hAnsi="微软雅黑" w:cs="宋体" w:hint="eastAsia"/>
+                <w:kern w:val="0"/>
+                <w:sz w:val="22"/>
+              </w:rPr>
+              <w:t>，不是黑屏状态。</w:t>
+            </w:r>
+          </w:p>
+          <w:p>
+            <w:pPr>
+              <w:widowControl/>
+              <w:adjustRightInd w:val="0"/>
+              <w:snapToGrid w:val="0"/>
+              <w:spacing w:line="276" w:lineRule="auto"/>
+              <w:jc w:val="left"/>
+              <w:rPr>
+                <w:rFonts w:ascii="微软雅黑" w:eastAsia="微软雅黑" w:hAnsi="微软雅黑" w:cs="宋体" w:hint="eastAsia"/>
+                <w:kern w:val="0"/>
+                <w:sz w:val="22"/>
+              </w:rPr>
+            </w:pPr>
+            <w:r>
+              <w:rPr>
+                <w:rFonts w:ascii="微软雅黑" w:eastAsia="微软雅黑" w:hAnsi="微软雅黑" w:cs="宋体" w:hint="eastAsia"/>
+                <w:kern w:val="0"/>
+                <w:sz w:val="22"/>
+              </w:rPr>
+              <w:t>如下图。</w:t>
+            </w:r>
+          </w:p>
+          <w:p>
+            <w:pPr>
+              <w:widowControl/>
+              <w:adjustRightInd w:val="0"/>
+              <w:snapToGrid w:val="0"/>
+              <w:spacing w:line="276" w:lineRule="auto"/>
+              <w:jc w:val="left"/>
+              <w:rPr>
+                <w:rFonts w:ascii="微软雅黑" w:eastAsia="微软雅黑" w:hAnsi="微软雅黑" w:cs="宋体" w:hint="eastAsia"/>
+                <w:kern w:val="0"/>
+                <w:sz w:val="24"/>
+                <w:szCs w:val="24"/>
+              </w:rPr>
+            </w:pPr>
+            <w:r>
+              <w:rPr>
+                <w:noProof/>
+              </w:rPr>
+              <w:drawing>
+                <wp:inline distT="0" distB="0" distL="0" distR="0" wp14:anchorId="6FAACEEE" wp14:editId="5F1D12FF">
+                  <wp:extent cx="4089887" cy="2148840"/>
+                  <wp:effectExtent l="0" t="0" r="6350" b="3810"/>
+                  <wp:docPr id="694693013" name="图片 4"/>
+                  <wp:cNvGraphicFramePr>
+                    <a:graphicFrameLocks xmlns:a="http://schemas.openxmlformats.org/drawingml/2006/main" noChangeAspect="1"/>
+                  </wp:cNvGraphicFramePr>
+                  <a:graphic xmlns:a="http://schemas.openxmlformats.org/drawingml/2006/main">
+                    <a:graphicData uri="http://schemas.openxmlformats.org/drawingml/2006/picture">
+                      <pic:pic xmlns:pic="http://schemas.openxmlformats.org/drawingml/2006/picture">
+                        <pic:nvPicPr>
+                          <pic:cNvPr id="0" name="Picture 9"/>
+                          <pic:cNvPicPr>
+                            <a:picLocks noChangeAspect="1" noChangeArrowheads="1"/>
+                          </pic:cNvPicPr>
+                        </pic:nvPicPr>
+                        <pic:blipFill>
+                          <a:blip r:embed="rId60">
+                            <a:extLst>
+                              <a:ext uri="{28A0092B-C50C-407E-A947-70E740481C1C}">
+                                <a14:useLocalDpi xmlns:a14="http://schemas.microsoft.com/office/drawing/2010/main" val="0"/>
+                              </a:ext>
+                            </a:extLst>
+                          </a:blip>
+                          <a:srcRect/>
+                          <a:stretch>
+                            <a:fillRect/>
+                          </a:stretch>
+                        </pic:blipFill>
+                        <pic:spPr bwMode="auto">
+                          <a:xfrm>
+                            <a:off x="0" y="0"/>
+                            <a:ext cx="4097913" cy="2153057"/>
+                          </a:xfrm>
+                          <a:prstGeom prst="rect">
+                            <a:avLst/>
+                          </a:prstGeom>
+                          <a:noFill/>
+                          <a:ln>
+                            <a:noFill/>
+                          </a:ln>
+                        </pic:spPr>
+                      </pic:pic>
+                    </a:graphicData>
+                  </a:graphic>
+                </wp:inline>
+              </w:drawing>
+            </w:r>
+          </w:p>
+        </w:tc>
+      </w:tr>
+      <w:tr>
+        <w:tc>
+          <w:tcPr>
+            <w:tcW w:w="1418" w:type="dxa"/>
+          </w:tcPr>
+          <w:p>
+            <w:pPr>
+              <w:widowControl/>
+              <w:adjustRightInd w:val="0"/>
+              <w:snapToGrid w:val="0"/>
+              <w:spacing w:line="276" w:lineRule="auto"/>
+              <w:jc w:val="left"/>
+              <w:rPr>
+                <w:rFonts w:ascii="Tahoma" w:eastAsia="微软雅黑" w:hAnsi="Tahoma"/>
+                <w:b/>
+                <w:bCs/>
+                <w:kern w:val="0"/>
+                <w:sz w:val="22"/>
+              </w:rPr>
+            </w:pPr>
+            <w:r>
+              <w:rPr>
+                <w:rFonts w:ascii="Tahoma" w:eastAsia="微软雅黑" w:hAnsi="Tahoma" w:hint="eastAsia"/>
+                <w:b/>
+                <w:bCs/>
+                <w:kern w:val="0"/>
+                <w:sz w:val="22"/>
+              </w:rPr>
+              <w:t>解决方案</w:t>
+            </w:r>
+          </w:p>
+        </w:tc>
+        <w:tc>
+          <w:tcPr>
+            <w:tcW w:w="7371" w:type="dxa"/>
+          </w:tcPr>
+          <w:p>
+            <w:pPr>
+              <w:widowControl/>
+              <w:adjustRightInd w:val="0"/>
+              <w:snapToGrid w:val="0"/>
+              <w:spacing w:line="276" w:lineRule="auto"/>
+              <w:jc w:val="left"/>
+              <w:rPr>
+                <w:rFonts w:ascii="微软雅黑" w:eastAsia="微软雅黑" w:hAnsi="微软雅黑" w:hint="eastAsia"/>
+                <w:kern w:val="0"/>
+                <w:sz w:val="22"/>
+              </w:rPr>
+            </w:pPr>
+            <w:r>
+              <w:rPr>
+                <w:rFonts w:ascii="微软雅黑" w:eastAsia="微软雅黑" w:hAnsi="微软雅黑" w:hint="eastAsia"/>
+                <w:kern w:val="0"/>
+                <w:sz w:val="22"/>
+              </w:rPr>
+              <w:t>新版本没有此问题了。</w:t>
+            </w:r>
+          </w:p>
+          <w:p>
+            <w:pPr>
+              <w:widowControl/>
+              <w:adjustRightInd w:val="0"/>
+              <w:snapToGrid w:val="0"/>
+              <w:spacing w:line="276" w:lineRule="auto"/>
+              <w:jc w:val="left"/>
+              <w:rPr>
+                <w:rFonts w:ascii="微软雅黑" w:eastAsia="微软雅黑" w:hAnsi="微软雅黑" w:hint="eastAsia"/>
+                <w:kern w:val="0"/>
+                <w:sz w:val="22"/>
+              </w:rPr>
+            </w:pPr>
+            <w:r>
+              <w:rPr>
+                <w:rFonts w:ascii="微软雅黑" w:eastAsia="微软雅黑" w:hAnsi="微软雅黑" w:hint="eastAsia"/>
+                <w:kern w:val="0"/>
+                <w:sz w:val="22"/>
+              </w:rPr>
+              <w:t>因为修改了动画序列设置，并加了事件注释。</w:t>
+            </w:r>
+          </w:p>
+          <w:p>
+            <w:pPr>
+              <w:widowControl/>
+              <w:adjustRightInd w:val="0"/>
+              <w:snapToGrid w:val="0"/>
+              <w:spacing w:line="276" w:lineRule="auto"/>
+              <w:jc w:val="left"/>
+              <w:rPr>
+                <w:rFonts w:ascii="微软雅黑" w:eastAsia="微软雅黑" w:hAnsi="微软雅黑" w:hint="eastAsia"/>
+                <w:kern w:val="0"/>
+                <w:sz w:val="22"/>
+              </w:rPr>
+            </w:pPr>
+            <w:r>
+              <w:rPr>
+                <w:noProof/>
+              </w:rPr>
+              <w:drawing>
+                <wp:inline distT="0" distB="0" distL="0" distR="0" wp14:anchorId="3F8FC051" wp14:editId="5ABBB152">
+                  <wp:extent cx="4343400" cy="438209"/>
+                  <wp:effectExtent l="0" t="0" r="0" b="0"/>
+                  <wp:docPr id="1674509806" name="图片 2"/>
+                  <wp:cNvGraphicFramePr>
+                    <a:graphicFrameLocks xmlns:a="http://schemas.openxmlformats.org/drawingml/2006/main" noChangeAspect="1"/>
+                  </wp:cNvGraphicFramePr>
+                  <a:graphic xmlns:a="http://schemas.openxmlformats.org/drawingml/2006/main">
+                    <a:graphicData uri="http://schemas.openxmlformats.org/drawingml/2006/picture">
+                      <pic:pic xmlns:pic="http://schemas.openxmlformats.org/drawingml/2006/picture">
+                        <pic:nvPicPr>
+                          <pic:cNvPr id="0" name="Picture 5"/>
+                          <pic:cNvPicPr>
+                            <a:picLocks noChangeAspect="1" noChangeArrowheads="1"/>
+                          </pic:cNvPicPr>
+                        </pic:nvPicPr>
+                        <pic:blipFill>
+                          <a:blip r:embed="rId49">
+                            <a:extLst>
+                              <a:ext uri="{28A0092B-C50C-407E-A947-70E740481C1C}">
+                                <a14:useLocalDpi xmlns:a14="http://schemas.microsoft.com/office/drawing/2010/main" val="0"/>
+                              </a:ext>
+                            </a:extLst>
+                          </a:blip>
+                          <a:srcRect/>
+                          <a:stretch>
+                            <a:fillRect/>
+                          </a:stretch>
+                        </pic:blipFill>
+                        <pic:spPr bwMode="auto">
+                          <a:xfrm>
+                            <a:off x="0" y="0"/>
+                            <a:ext cx="4463705" cy="450347"/>
+                          </a:xfrm>
+                          <a:prstGeom prst="rect">
+                            <a:avLst/>
+                          </a:prstGeom>
+                          <a:noFill/>
+                          <a:ln>
+                            <a:noFill/>
+                          </a:ln>
+                        </pic:spPr>
+                      </pic:pic>
+                    </a:graphicData>
+                  </a:graphic>
+                </wp:inline>
+              </w:drawing>
+            </w:r>
+          </w:p>
+        </w:tc>
+      </w:tr>
+    </w:tbl>
+    <w:p>
+      <w:pPr>
+        <w:widowControl/>
+        <w:adjustRightInd w:val="0"/>
+        <w:snapToGrid w:val="0"/>
+        <w:jc w:val="left"/>
+        <w:rPr>
+          <w:rFonts w:ascii="Tahoma" w:eastAsia="微软雅黑" w:hAnsi="Tahoma"/>
+          <w:kern w:val="0"/>
+          <w:sz w:val="22"/>
+        </w:rPr>
+      </w:pPr>
+    </w:p>
+    <w:p>
+      <w:pPr>
+        <w:widowControl/>
+        <w:adjustRightInd w:val="0"/>
+        <w:snapToGrid w:val="0"/>
+        <w:jc w:val="left"/>
+        <w:rPr>
+          <w:rFonts w:ascii="Tahoma" w:eastAsia="微软雅黑" w:hAnsi="Tahoma"/>
+          <w:kern w:val="0"/>
+          <w:sz w:val="22"/>
+        </w:rPr>
+      </w:pPr>
+    </w:p>
     <w:sectPr>
-      <w:headerReference w:type="default" r:id="rId57"/>
+      <w:headerReference w:type="default" r:id="rId61"/>
       <w:pgSz w:w="11906" w:h="16838"/>
       <w:pgMar w:top="1440" w:right="1800" w:bottom="1440" w:left="1800" w:header="851" w:footer="992" w:gutter="0"/>
       <w:cols w:space="425"/>
@@ -10925,16 +12414,16 @@
 <file path=word/numbering.xml><?xml version="1.0" encoding="utf-8"?>
 <w:numbering xmlns:wpc="http://schemas.microsoft.com/office/word/2010/wordprocessingCanvas" xmlns:cx="http://schemas.microsoft.com/office/drawing/2014/chartex" xmlns:cx1="http://schemas.microsoft.com/office/drawing/2015/9/8/chartex" xmlns:cx2="http://schemas.microsoft.com/office/drawing/2015/10/21/chartex" xmlns:cx3="http://schemas.microsoft.com/office/drawing/2016/5/9/chartex" xmlns:cx4="http://schemas.microsoft.com/office/drawing/2016/5/10/chartex" xmlns:cx5="http://schemas.microsoft.com/office/drawing/2016/5/11/chartex" xmlns:cx6="http://schemas.microsoft.com/office/drawing/2016/5/12/chartex" xmlns:cx7="http://schemas.microsoft.com/office/drawing/2016/5/13/chartex" xmlns:cx8="http://schemas.microsoft.com/office/drawing/2016/5/14/chartex" xmlns:mc="http://schemas.openxmlformats.org/markup-compatibility/2006" xmlns:aink="http://schemas.microsoft.com/office/drawing/2016/ink" xmlns:am3d="http://schemas.microsoft.com/office/drawing/2017/model3d" xmlns:o="urn:schemas-microsoft-com:office:office" xmlns:oel="http://schemas.microsoft.com/office/2019/extlst" xmlns:r="http://schemas.openxmlformats.org/officeDocument/2006/relationships" xmlns:m="http://schemas.openxmlformats.org/officeDocument/2006/math" xmlns:v="urn:schemas-microsoft-com:vml" xmlns:wp14="http://schemas.microsoft.com/office/word/2010/wordprocessingDrawing" xmlns:wp="http://schemas.openxmlformats.org/drawingml/2006/wordprocessingDrawing" xmlns:w10="urn:schemas-microsoft-com:office:word" xmlns:w="http://schemas.openxmlformats.org/wordprocessingml/2006/main" xmlns:w14="http://schemas.microsoft.com/office/word/2010/wordml" xmlns:w15="http://schemas.microsoft.com/office/word/2012/wordml" xmlns:w16cex="http://schemas.microsoft.com/office/word/2018/wordml/cex" xmlns:w16cid="http://schemas.microsoft.com/office/word/2016/wordml/cid" xmlns:w16="http://schemas.microsoft.com/office/word/2018/wordml" xmlns:w16du="http://schemas.microsoft.com/office/word/2023/wordml/word16du" xmlns:w16sdtdh="http://schemas.microsoft.com/office/word/2020/wordml/sdtdatahash" xmlns:w16sdtfl="http://schemas.microsoft.com/office/word/2024/wordml/sdtformatlock" xmlns:w16se="http://schemas.microsoft.com/office/word/2015/wordml/symex" xmlns:wpg="http://schemas.microsoft.com/office/word/2010/wordprocessingGroup" xmlns:wpi="http://schemas.microsoft.com/office/word/2010/wordprocessingInk" xmlns:wne="http://schemas.microsoft.com/office/word/2006/wordml" xmlns:wps="http://schemas.microsoft.com/office/word/2010/wordprocessingShape" mc:Ignorable="w14 w15 w16se w16cid w16 w16cex w16sdtdh w16sdtfl w16du wp14">
   <w:abstractNum w:abstractNumId="0" w15:restartNumberingAfterBreak="0">
-    <w:nsid w:val="6DFA578A"/>
+    <w:nsid w:val="1D7A767F"/>
     <w:multiLevelType w:val="hybridMultilevel"/>
-    <w:tmpl w:val="E0D4BAA6"/>
-    <w:lvl w:ilvl="0" w:tplc="34BA2F8E">
+    <w:tmpl w:val="56D8F610"/>
+    <w:lvl w:ilvl="0" w:tplc="6BFAD914">
       <w:start w:val="1"/>
       <w:numFmt w:val="decimal"/>
-      <w:lvlText w:val="%1）"/>
+      <w:lvlText w:val="%1."/>
       <w:lvlJc w:val="left"/>
       <w:pPr>
-        <w:ind w:left="336" w:hanging="336"/>
+        <w:ind w:left="360" w:hanging="360"/>
       </w:pPr>
       <w:rPr>
         <w:rFonts w:hint="default"/>
@@ -10946,7 +12435,7 @@
       <w:lvlText w:val="%2)"/>
       <w:lvlJc w:val="left"/>
       <w:pPr>
-        <w:ind w:left="880" w:hanging="440"/>
+        <w:ind w:left="840" w:hanging="420"/>
       </w:pPr>
     </w:lvl>
     <w:lvl w:ilvl="2" w:tplc="0409001B" w:tentative="1">
@@ -10955,7 +12444,7 @@
       <w:lvlText w:val="%3."/>
       <w:lvlJc w:val="right"/>
       <w:pPr>
-        <w:ind w:left="1320" w:hanging="440"/>
+        <w:ind w:left="1260" w:hanging="420"/>
       </w:pPr>
     </w:lvl>
     <w:lvl w:ilvl="3" w:tplc="0409000F" w:tentative="1">
@@ -10964,7 +12453,7 @@
       <w:lvlText w:val="%4."/>
       <w:lvlJc w:val="left"/>
       <w:pPr>
-        <w:ind w:left="1760" w:hanging="440"/>
+        <w:ind w:left="1680" w:hanging="420"/>
       </w:pPr>
     </w:lvl>
     <w:lvl w:ilvl="4" w:tplc="04090019" w:tentative="1">
@@ -10973,7 +12462,7 @@
       <w:lvlText w:val="%5)"/>
       <w:lvlJc w:val="left"/>
       <w:pPr>
-        <w:ind w:left="2200" w:hanging="440"/>
+        <w:ind w:left="2100" w:hanging="420"/>
       </w:pPr>
     </w:lvl>
     <w:lvl w:ilvl="5" w:tplc="0409001B" w:tentative="1">
@@ -10982,7 +12471,7 @@
       <w:lvlText w:val="%6."/>
       <w:lvlJc w:val="right"/>
       <w:pPr>
-        <w:ind w:left="2640" w:hanging="440"/>
+        <w:ind w:left="2520" w:hanging="420"/>
       </w:pPr>
     </w:lvl>
     <w:lvl w:ilvl="6" w:tplc="0409000F" w:tentative="1">
@@ -10991,7 +12480,7 @@
       <w:lvlText w:val="%7."/>
       <w:lvlJc w:val="left"/>
       <w:pPr>
-        <w:ind w:left="3080" w:hanging="440"/>
+        <w:ind w:left="2940" w:hanging="420"/>
       </w:pPr>
     </w:lvl>
     <w:lvl w:ilvl="7" w:tplc="04090019" w:tentative="1">
@@ -11000,7 +12489,7 @@
       <w:lvlText w:val="%8)"/>
       <w:lvlJc w:val="left"/>
       <w:pPr>
-        <w:ind w:left="3520" w:hanging="440"/>
+        <w:ind w:left="3360" w:hanging="420"/>
       </w:pPr>
     </w:lvl>
     <w:lvl w:ilvl="8" w:tplc="0409001B" w:tentative="1">
@@ -11009,11 +12498,103 @@
       <w:lvlText w:val="%9."/>
       <w:lvlJc w:val="right"/>
       <w:pPr>
+        <w:ind w:left="3780" w:hanging="420"/>
+      </w:pPr>
+    </w:lvl>
+  </w:abstractNum>
+  <w:abstractNum w:abstractNumId="1" w15:restartNumberingAfterBreak="0">
+    <w:nsid w:val="6DFA578A"/>
+    <w:multiLevelType w:val="hybridMultilevel"/>
+    <w:tmpl w:val="E0D4BAA6"/>
+    <w:lvl w:ilvl="0" w:tplc="34BA2F8E">
+      <w:start w:val="1"/>
+      <w:numFmt w:val="decimal"/>
+      <w:lvlText w:val="%1）"/>
+      <w:lvlJc w:val="left"/>
+      <w:pPr>
+        <w:ind w:left="336" w:hanging="336"/>
+      </w:pPr>
+      <w:rPr>
+        <w:rFonts w:hint="default"/>
+      </w:rPr>
+    </w:lvl>
+    <w:lvl w:ilvl="1" w:tplc="04090019" w:tentative="1">
+      <w:start w:val="1"/>
+      <w:numFmt w:val="lowerLetter"/>
+      <w:lvlText w:val="%2)"/>
+      <w:lvlJc w:val="left"/>
+      <w:pPr>
+        <w:ind w:left="880" w:hanging="440"/>
+      </w:pPr>
+    </w:lvl>
+    <w:lvl w:ilvl="2" w:tplc="0409001B" w:tentative="1">
+      <w:start w:val="1"/>
+      <w:numFmt w:val="lowerRoman"/>
+      <w:lvlText w:val="%3."/>
+      <w:lvlJc w:val="right"/>
+      <w:pPr>
+        <w:ind w:left="1320" w:hanging="440"/>
+      </w:pPr>
+    </w:lvl>
+    <w:lvl w:ilvl="3" w:tplc="0409000F" w:tentative="1">
+      <w:start w:val="1"/>
+      <w:numFmt w:val="decimal"/>
+      <w:lvlText w:val="%4."/>
+      <w:lvlJc w:val="left"/>
+      <w:pPr>
+        <w:ind w:left="1760" w:hanging="440"/>
+      </w:pPr>
+    </w:lvl>
+    <w:lvl w:ilvl="4" w:tplc="04090019" w:tentative="1">
+      <w:start w:val="1"/>
+      <w:numFmt w:val="lowerLetter"/>
+      <w:lvlText w:val="%5)"/>
+      <w:lvlJc w:val="left"/>
+      <w:pPr>
+        <w:ind w:left="2200" w:hanging="440"/>
+      </w:pPr>
+    </w:lvl>
+    <w:lvl w:ilvl="5" w:tplc="0409001B" w:tentative="1">
+      <w:start w:val="1"/>
+      <w:numFmt w:val="lowerRoman"/>
+      <w:lvlText w:val="%6."/>
+      <w:lvlJc w:val="right"/>
+      <w:pPr>
+        <w:ind w:left="2640" w:hanging="440"/>
+      </w:pPr>
+    </w:lvl>
+    <w:lvl w:ilvl="6" w:tplc="0409000F" w:tentative="1">
+      <w:start w:val="1"/>
+      <w:numFmt w:val="decimal"/>
+      <w:lvlText w:val="%7."/>
+      <w:lvlJc w:val="left"/>
+      <w:pPr>
+        <w:ind w:left="3080" w:hanging="440"/>
+      </w:pPr>
+    </w:lvl>
+    <w:lvl w:ilvl="7" w:tplc="04090019" w:tentative="1">
+      <w:start w:val="1"/>
+      <w:numFmt w:val="lowerLetter"/>
+      <w:lvlText w:val="%8)"/>
+      <w:lvlJc w:val="left"/>
+      <w:pPr>
+        <w:ind w:left="3520" w:hanging="440"/>
+      </w:pPr>
+    </w:lvl>
+    <w:lvl w:ilvl="8" w:tplc="0409001B" w:tentative="1">
+      <w:start w:val="1"/>
+      <w:numFmt w:val="lowerRoman"/>
+      <w:lvlText w:val="%9."/>
+      <w:lvlJc w:val="right"/>
+      <w:pPr>
         <w:ind w:left="3960" w:hanging="440"/>
       </w:pPr>
     </w:lvl>
   </w:abstractNum>
   <w:num w:numId="1" w16cid:durableId="1615864607">
+    <w:abstractNumId w:val="1"/>
+  </w:num>
+  <w:num w:numId="2" w16cid:durableId="2077435711">
     <w:abstractNumId w:val="0"/>
   </w:num>
 </w:numbering>
